--- a/docs/materiales/documentos/a1b-plan-de-trabajo/index.docx
+++ b/docs/materiales/documentos/a1b-plan-de-trabajo/index.docx
@@ -60,7 +60,7 @@
         </w:p>
       </w:sdtContent>
     </w:sdt>
-    <w:bookmarkStart w:id="24" w:name="resumen-ejecutivo"/>
+    <w:bookmarkStart w:id="18" w:name="resumen-ejecutivo"/>
     <w:p>
       <w:pPr>
         <w:pStyle w:val="Heading1"/>
@@ -229,8 +229,8 @@
         <w:t xml:space="preserve">El plan identifica los riesgos que podrían desplazar el calendario (reglamentación en curso de la Ley 502, disponibilidad de actores a fines de noviembre, tiempos de entrega de datos) y las medidas para reducirlos. La más importante es adelantar, desde la segunda semana de noviembre, los insumos con traducción reglamentaria directa, para que el trabajo de la consultoría pueda alimentar el reglamento mientras se elabora.</w:t>
       </w:r>
     </w:p>
-    <w:bookmarkEnd w:id="24"/>
-    <w:bookmarkStart w:id="25" w:name="lista-de-cuadros-y-figuras"/>
+    <w:bookmarkEnd w:id="18"/>
+    <w:bookmarkStart w:id="19" w:name="lista-de-cuadros-y-figuras"/>
     <w:p>
       <w:pPr>
         <w:pStyle w:val="Heading1"/>
@@ -383,8 +383,8 @@
         <w:t xml:space="preserve">: Cronograma de la consultoría, octubre a diciembre de 2026</w:t>
       </w:r>
     </w:p>
-    <w:bookmarkEnd w:id="25"/>
-    <w:bookmarkStart w:id="26" w:name="introducción"/>
+    <w:bookmarkEnd w:id="19"/>
+    <w:bookmarkStart w:id="20" w:name="introducción"/>
     <w:p>
       <w:pPr>
         <w:pStyle w:val="Heading1"/>
@@ -409,8 +409,8 @@
         <w:t xml:space="preserve">Este plan responde a la primera parte de la Actividad 1. Complementa la metodología de la consultoría y el análisis de los sectores priorizados, que se presentan en documentos separados. Describe qué se hará, en qué orden, con qué insumos, quién interviene y cómo se gestionan los riesgos, y está escrito para que las contrapartes y los actores a consultar conozcan los tiempos en los que se les solicitará información y participación.</w:t>
       </w:r>
     </w:p>
-    <w:bookmarkEnd w:id="26"/>
-    <w:bookmarkStart w:id="29" w:name="objetivos"/>
+    <w:bookmarkEnd w:id="20"/>
+    <w:bookmarkStart w:id="23" w:name="objetivos"/>
     <w:p>
       <w:pPr>
         <w:pStyle w:val="Heading1"/>
@@ -419,7 +419,7 @@
         <w:t xml:space="preserve">2. Objetivos</w:t>
       </w:r>
     </w:p>
-    <w:bookmarkStart w:id="27" w:name="objetivo-del-plan"/>
+    <w:bookmarkStart w:id="21" w:name="objetivo-del-plan"/>
     <w:p>
       <w:pPr>
         <w:pStyle w:val="Heading2"/>
@@ -436,8 +436,8 @@
         <w:t xml:space="preserve">Organizar la ejecución de las tres actividades de la consultoría de modo que los productos se entreguen a tiempo para su revisión y que los actores institucionales participen en las fechas en que están disponibles.</w:t>
       </w:r>
     </w:p>
-    <w:bookmarkEnd w:id="27"/>
-    <w:bookmarkStart w:id="28" w:name="objetivos-específicos"/>
+    <w:bookmarkEnd w:id="21"/>
+    <w:bookmarkStart w:id="22" w:name="objetivos-específicos"/>
     <w:p>
       <w:pPr>
         <w:pStyle w:val="Heading2"/>
@@ -494,9 +494,9 @@
         <w:t xml:space="preserve">Anticipar los riesgos de calendario y de datos, con medidas de mitigación.</w:t>
       </w:r>
     </w:p>
-    <w:bookmarkEnd w:id="28"/>
-    <w:bookmarkEnd w:id="29"/>
-    <w:bookmarkStart w:id="33" w:name="antecedentes"/>
+    <w:bookmarkEnd w:id="22"/>
+    <w:bookmarkEnd w:id="23"/>
+    <w:bookmarkStart w:id="27" w:name="antecedentes"/>
     <w:p>
       <w:pPr>
         <w:pStyle w:val="Heading1"/>
@@ -505,7 +505,7 @@
         <w:t xml:space="preserve">3. Antecedentes</w:t>
       </w:r>
     </w:p>
-    <w:bookmarkStart w:id="30" w:name="alcance-contractual"/>
+    <w:bookmarkStart w:id="24" w:name="alcance-contractual"/>
     <w:p>
       <w:pPr>
         <w:pStyle w:val="Heading2"/>
@@ -522,8 +522,8 @@
         <w:t xml:space="preserve">La consultoría produce tres productos, correspondientes a las tres actividades de los Términos de Referencia. El Producto 1 contiene el plan de trabajo, la metodología y el análisis de los sectores priorizados, y la identificación de instrumentos con experiencia internacional. El Producto 2 evalúa la factibilidad política y técnica de los instrumentos, las capacidades institucionales y el sistema financiero nacional. El Producto 3 es la Hoja de Ruta Nacional para el Financiamiento de la Economía Circular, que incluye al menos una mesa técnica de validación. Los informes deben presentarse en español, en formatos editables, con resumen ejecutivo, bibliografía y glosario de siglas, y deben entregarse con tiempo para la revisión de los supervisores.</w:t>
       </w:r>
     </w:p>
-    <w:bookmarkEnd w:id="30"/>
-    <w:bookmarkStart w:id="31" w:name="Xee59d738b94e76e349261b0a5ab847133a1ecc7"/>
+    <w:bookmarkEnd w:id="24"/>
+    <w:bookmarkStart w:id="25" w:name="Xee59d738b94e76e349261b0a5ab847133a1ecc7"/>
     <w:p>
       <w:pPr>
         <w:pStyle w:val="Heading2"/>
@@ -642,8 +642,8 @@
         <w:t xml:space="preserve">Una nueva norma otorga al Ministerio competencia para preparar al sector y formalizar el reciclaje a nivel local; su identificación precisa está pendiente.</w:t>
       </w:r>
     </w:p>
-    <w:bookmarkEnd w:id="31"/>
-    <w:bookmarkStart w:id="32" w:name="elementos-del-contexto-financiero"/>
+    <w:bookmarkEnd w:id="25"/>
+    <w:bookmarkStart w:id="26" w:name="elementos-del-contexto-financiero"/>
     <w:p>
       <w:pPr>
         <w:pStyle w:val="Heading2"/>
@@ -681,9 +681,9 @@
         <w:t xml:space="preserve">, que son piezas sobre las cuales construir en vez de duplicar. El contacto con las superintendencias del sector financiero y con el grupo de trabajo de finanzas sostenibles forma parte de las tareas de la Actividad 2.</w:t>
       </w:r>
     </w:p>
-    <w:bookmarkEnd w:id="32"/>
-    <w:bookmarkEnd w:id="33"/>
-    <w:bookmarkStart w:id="34" w:name="principios-del-plan"/>
+    <w:bookmarkEnd w:id="26"/>
+    <w:bookmarkEnd w:id="27"/>
+    <w:bookmarkStart w:id="28" w:name="principios-del-plan"/>
     <w:p>
       <w:pPr>
         <w:pStyle w:val="Heading1"/>
@@ -802,8 +802,8 @@
         <w:t xml:space="preserve">Las versiones finales se entregan el 18 de diciembre, antes de la reducción de actividad de las instituciones.</w:t>
       </w:r>
     </w:p>
-    <w:bookmarkEnd w:id="34"/>
-    <w:bookmarkStart w:id="39" w:name="plan-por-actividad"/>
+    <w:bookmarkEnd w:id="28"/>
+    <w:bookmarkStart w:id="33" w:name="plan-por-actividad"/>
     <w:p>
       <w:pPr>
         <w:pStyle w:val="Heading1"/>
@@ -850,15 +850,12 @@
       <w:tr>
         <w:tc>
           <w:tcPr/>
-          <w:bookmarkStart w:id="35" w:name="tbl-tareas"/>
+          <w:bookmarkStart w:id="29" w:name="tbl-tareas"/>
           <w:p>
             <w:pPr>
-              <w:jc w:val="center"/>
-            </w:pPr>
-            <w:pPr>
+              <w:pStyle w:val="ImageCaption"/>
+              <w:spacing w:before="200"/>
               <w:jc w:val="left"/>
-              <w:spacing w:before="200"/>
-              <w:pStyle w:val="ImageCaption"/>
             </w:pPr>
             <w:r>
               <w:t xml:space="preserve">Cuadro 1: Tareas, responsables y resultados por actividad</w:t>
@@ -1978,7 +1975,8 @@
               </w:tc>
             </w:tr>
           </w:tbl>
-          <w:bookmarkEnd w:id="35"/>
+          <w:bookmarkEnd w:id="29"/>
+          <w:p/>
         </w:tc>
       </w:tr>
     </w:tbl>
@@ -1994,7 +1992,7 @@
         <w:t xml:space="preserve">Fuente: elaboración propia con base en los Términos de Referencia de la consultoría.</w:t>
       </w:r>
     </w:p>
-    <w:bookmarkStart w:id="36" w:name="actividad-2-factibilidad-y-capacidades"/>
+    <w:bookmarkStart w:id="30" w:name="actividad-2-factibilidad-y-capacidades"/>
     <w:p>
       <w:pPr>
         <w:pStyle w:val="Heading2"/>
@@ -2011,8 +2009,8 @@
         <w:t xml:space="preserve">Entre el 26 de octubre y el 6 de noviembre se convierte el inventario de instrumentos del Producto 1 en fichas normalizadas y en una lista corta, a partir de los criterios de la metodología. Al mismo tiempo se envían las solicitudes de información y se programa la primera ronda de entrevistas con MiAMBIENTE, el MEF, el MICI y las superintendencias. Entre el 9 y el 20 de noviembre se evalúa la factibilidad de cada instrumento, se estima su efecto por sector con el modelo de precios de insumo-producto cuando los datos lo permiten, y se analizan las capacidades de gobierno y del sistema financiero. La redacción del Producto 2 comienza el 16 de noviembre y su borrador se completa el 3 de diciembre.</w:t>
       </w:r>
     </w:p>
-    <w:bookmarkEnd w:id="36"/>
-    <w:bookmarkStart w:id="37" w:name="actividad-3-hoja-de-ruta"/>
+    <w:bookmarkEnd w:id="30"/>
+    <w:bookmarkStart w:id="31" w:name="actividad-3-hoja-de-ruta"/>
     <w:p>
       <w:pPr>
         <w:pStyle w:val="Heading2"/>
@@ -2038,8 +2036,8 @@
         <w:t xml:space="preserve">. La mesa técnica de validación se realiza en la semana del 23 al 27 de noviembre. Sus aportes se sistematizan entre el 30 de noviembre y el 4 de diciembre, con la redacción del Producto 3.</w:t>
       </w:r>
     </w:p>
-    <w:bookmarkEnd w:id="37"/>
-    <w:bookmarkStart w:id="38" w:name="insumos-adelantados-para-el-reglamento"/>
+    <w:bookmarkEnd w:id="31"/>
+    <w:bookmarkStart w:id="32" w:name="insumos-adelantados-para-el-reglamento"/>
     <w:p>
       <w:pPr>
         <w:pStyle w:val="Heading2"/>
@@ -2056,9 +2054,9 @@
         <w:t xml:space="preserve">Dado que la reglamentación de la Ley 502 se encuentra en elaboración, la consultoría prepara a mediados de noviembre un documento breve con los contenidos que pueden traducirse en normas: flujos prioritarios sugeridos para la REP, estructura de tarifas y criterios de ecomodulación, obligaciones de registro y reporte, y condiciones de trazabilidad. Ese documento se entrega a MiAMBIENTE antes de los borradores completos y es independiente de ellos.</w:t>
       </w:r>
     </w:p>
-    <w:bookmarkEnd w:id="38"/>
-    <w:bookmarkEnd w:id="39"/>
-    <w:bookmarkStart w:id="45" w:name="cronograma"/>
+    <w:bookmarkEnd w:id="32"/>
+    <w:bookmarkEnd w:id="33"/>
+    <w:bookmarkStart w:id="39" w:name="cronograma"/>
     <w:p>
       <w:pPr>
         <w:pStyle w:val="Heading1"/>
@@ -2119,7 +2117,7 @@
       <w:tr>
         <w:tc>
           <w:tcPr/>
-          <w:bookmarkStart w:id="43" w:name="fig-gantt"/>
+          <w:bookmarkStart w:id="37" w:name="fig-gantt"/>
           <w:p>
             <w:pPr>
               <w:pStyle w:val="Compact"/>
@@ -2130,18 +2128,18 @@
                 <wp:inline>
                   <wp:extent cx="6400800" cy="4572000"/>
                   <wp:effectExtent b="0" l="0" r="0" t="0"/>
-                  <wp:docPr descr="" title="" id="41" name="Picture"/>
+                  <wp:docPr descr="" title="" id="35" name="Picture"/>
                   <a:graphic>
                     <a:graphicData uri="http://schemas.openxmlformats.org/drawingml/2006/picture">
                       <pic:pic>
                         <pic:nvPicPr>
-                          <pic:cNvPr descr="index_files/figure-docx/fig-gantt-1.png" id="42" name="Picture"/>
+                          <pic:cNvPr descr="index_files/figure-docx/fig-gantt-1.png" id="36" name="Picture"/>
                           <pic:cNvPicPr>
                             <a:picLocks noChangeArrowheads="1" noChangeAspect="1"/>
                           </pic:cNvPicPr>
                         </pic:nvPicPr>
                         <pic:blipFill>
-                          <a:blip r:embed="rId40"/>
+                          <a:blip r:embed="rId34"/>
                           <a:stretch>
                             <a:fillRect/>
                           </a:stretch>
@@ -2170,18 +2168,15 @@
           </w:p>
           <w:p>
             <w:pPr>
-              <w:jc w:val="center"/>
-            </w:pPr>
-            <w:pPr>
+              <w:pStyle w:val="ImageCaption"/>
+              <w:spacing w:before="200"/>
               <w:jc w:val="left"/>
-              <w:spacing w:before="200"/>
-              <w:pStyle w:val="ImageCaption"/>
             </w:pPr>
             <w:r>
               <w:t xml:space="preserve">Figura 1: Cronograma de la consultoría, octubre a diciembre de 2026</w:t>
             </w:r>
           </w:p>
-          <w:bookmarkEnd w:id="43"/>
+          <w:bookmarkEnd w:id="37"/>
         </w:tc>
       </w:tr>
     </w:tbl>
@@ -2234,15 +2229,12 @@
       <w:tr>
         <w:tc>
           <w:tcPr/>
-          <w:bookmarkStart w:id="44" w:name="tbl-hitos"/>
+          <w:bookmarkStart w:id="38" w:name="tbl-hitos"/>
           <w:p>
             <w:pPr>
-              <w:jc w:val="center"/>
-            </w:pPr>
-            <w:pPr>
+              <w:pStyle w:val="ImageCaption"/>
+              <w:spacing w:before="200"/>
               <w:jc w:val="left"/>
-              <w:spacing w:before="200"/>
-              <w:pStyle w:val="ImageCaption"/>
             </w:pPr>
             <w:r>
               <w:t xml:space="preserve">Cuadro 2: Hitos y entregables</w:t>
@@ -3760,7 +3752,8 @@
               </w:tc>
             </w:tr>
           </w:tbl>
-          <w:bookmarkEnd w:id="44"/>
+          <w:bookmarkEnd w:id="38"/>
+          <w:p/>
         </w:tc>
       </w:tr>
     </w:tbl>
@@ -3784,8 +3777,8 @@
         <w:t xml:space="preserve">Los feriados nacionales de noviembre reducen los días hábiles de varias semanas del cronograma. El calendario debe confirmarse con las contrapartes al programar entrevistas y la mesa técnica. La holgura de la segunda semana de diciembre absorbe un retraso de hasta una semana en cualquiera de los borradores sin comprometer la entrega final del 18 de diciembre.</w:t>
       </w:r>
     </w:p>
-    <w:bookmarkEnd w:id="45"/>
-    <w:bookmarkStart w:id="46" w:name="misión-a-panamá-y-mesa-técnica"/>
+    <w:bookmarkEnd w:id="39"/>
+    <w:bookmarkStart w:id="40" w:name="misión-a-panamá-y-mesa-técnica"/>
     <w:p>
       <w:pPr>
         <w:pStyle w:val="Heading1"/>
@@ -3810,8 +3803,8 @@
         <w:t xml:space="preserve">La mesa técnica reúne al sector público, el sector privado, la academia y la sociedad civil. Las redes y plataformas de economía circular que operan en el país ofrecen un canal para convocar a las organizaciones participantes, y MiAMBIENTE valida la lista de invitados. La agenda presenta los instrumentos de la lista corta, las condiciones habilitantes y la secuencia propuesta, y recoge comentarios por escrito. Los aportes se sistematizan en un documento que registra qué se recibió, qué se incorporó y por qué se descartó lo demás.</w:t>
       </w:r>
     </w:p>
-    <w:bookmarkEnd w:id="46"/>
-    <w:bookmarkStart w:id="48" w:name="Xd012f0b533bad926ca39ac2a23dc59c89f50834"/>
+    <w:bookmarkEnd w:id="40"/>
+    <w:bookmarkStart w:id="42" w:name="Xd012f0b533bad926ca39ac2a23dc59c89f50834"/>
     <w:p>
       <w:pPr>
         <w:pStyle w:val="Heading1"/>
@@ -3858,15 +3851,12 @@
       <w:tr>
         <w:tc>
           <w:tcPr/>
-          <w:bookmarkStart w:id="47" w:name="tbl-datos"/>
+          <w:bookmarkStart w:id="41" w:name="tbl-datos"/>
           <w:p>
             <w:pPr>
-              <w:jc w:val="center"/>
-            </w:pPr>
-            <w:pPr>
+              <w:pStyle w:val="ImageCaption"/>
+              <w:spacing w:before="200"/>
               <w:jc w:val="left"/>
-              <w:spacing w:before="200"/>
-              <w:pStyle w:val="ImageCaption"/>
             </w:pPr>
             <w:r>
               <w:t xml:space="preserve">Cuadro 3: Solicitudes de información</w:t>
@@ -5050,7 +5040,8 @@
               </w:tc>
             </w:tr>
           </w:tbl>
-          <w:bookmarkEnd w:id="47"/>
+          <w:bookmarkEnd w:id="41"/>
+          <w:p/>
         </w:tc>
       </w:tr>
     </w:tbl>
@@ -5066,8 +5057,8 @@
         <w:t xml:space="preserve">Fuente: elaboración propia a partir de las brechas del análisis sectorial.</w:t>
       </w:r>
     </w:p>
-    <w:bookmarkEnd w:id="48"/>
-    <w:bookmarkStart w:id="50" w:name="gestión-de-riesgos"/>
+    <w:bookmarkEnd w:id="42"/>
+    <w:bookmarkStart w:id="44" w:name="gestión-de-riesgos"/>
     <w:p>
       <w:pPr>
         <w:pStyle w:val="Heading1"/>
@@ -5089,15 +5080,12 @@
       <w:tr>
         <w:tc>
           <w:tcPr/>
-          <w:bookmarkStart w:id="49" w:name="tbl-riesgos"/>
+          <w:bookmarkStart w:id="43" w:name="tbl-riesgos"/>
           <w:p>
             <w:pPr>
-              <w:jc w:val="center"/>
-            </w:pPr>
-            <w:pPr>
+              <w:pStyle w:val="ImageCaption"/>
+              <w:spacing w:before="200"/>
               <w:jc w:val="left"/>
-              <w:spacing w:before="200"/>
-              <w:pStyle w:val="ImageCaption"/>
             </w:pPr>
             <w:r>
               <w:t xml:space="preserve">Cuadro 4: Riesgos y medidas de mitigación</w:t>
@@ -6448,7 +6436,8 @@
               </w:tc>
             </w:tr>
           </w:tbl>
-          <w:bookmarkEnd w:id="49"/>
+          <w:bookmarkEnd w:id="43"/>
+          <w:p/>
         </w:tc>
       </w:tr>
     </w:tbl>
@@ -6464,8 +6453,8 @@
         <w:t xml:space="preserve">Fuente: elaboración propia.</w:t>
       </w:r>
     </w:p>
-    <w:bookmarkEnd w:id="50"/>
-    <w:bookmarkStart w:id="51" w:name="coordinación-y-control-de-calidad"/>
+    <w:bookmarkEnd w:id="44"/>
+    <w:bookmarkStart w:id="45" w:name="coordinación-y-control-de-calidad"/>
     <w:p>
       <w:pPr>
         <w:pStyle w:val="Heading1"/>
@@ -6490,8 +6479,8 @@
         <w:t xml:space="preserve">Todas las cifras de los productos provienen de bases de datos con memorias de cálculo públicas, y cada informe se revisa contra esas memorias antes de su entrega. Las referencias se verifican contra la fuente, y lo que no pudo verificarse se marca así en el texto.</w:t>
       </w:r>
     </w:p>
-    <w:bookmarkEnd w:id="51"/>
-    <w:bookmarkStart w:id="53" w:name="glosario-de-siglas"/>
+    <w:bookmarkEnd w:id="45"/>
+    <w:bookmarkStart w:id="47" w:name="glosario-de-siglas"/>
     <w:p>
       <w:pPr>
         <w:pStyle w:val="Heading1"/>
@@ -6513,15 +6502,12 @@
       <w:tr>
         <w:tc>
           <w:tcPr/>
-          <w:bookmarkStart w:id="52" w:name="tbl-siglas"/>
+          <w:bookmarkStart w:id="46" w:name="tbl-siglas"/>
           <w:p>
             <w:pPr>
-              <w:jc w:val="center"/>
-            </w:pPr>
-            <w:pPr>
+              <w:pStyle w:val="ImageCaption"/>
+              <w:spacing w:before="200"/>
               <w:jc w:val="left"/>
-              <w:spacing w:before="200"/>
-              <w:pStyle w:val="ImageCaption"/>
             </w:pPr>
             <w:r>
               <w:t xml:space="preserve">Cuadro 5: Glosario de siglas</w:t>
@@ -7440,12 +7426,13 @@
               </w:tc>
             </w:tr>
           </w:tbl>
-          <w:bookmarkEnd w:id="52"/>
+          <w:bookmarkEnd w:id="46"/>
+          <w:p/>
         </w:tc>
       </w:tr>
     </w:tbl>
-    <w:bookmarkEnd w:id="53"/>
-    <w:bookmarkStart w:id="63" w:name="referencias"/>
+    <w:bookmarkEnd w:id="47"/>
+    <w:bookmarkStart w:id="57" w:name="referencias"/>
     <w:p>
       <w:pPr>
         <w:pStyle w:val="Heading1"/>
@@ -7454,8 +7441,8 @@
         <w:t xml:space="preserve">Referencias</w:t>
       </w:r>
     </w:p>
-    <w:bookmarkStart w:id="62" w:name="refs"/>
-    <w:bookmarkStart w:id="55" w:name="ref-panama2025Ley502"/>
+    <w:bookmarkStart w:id="56" w:name="refs"/>
+    <w:bookmarkStart w:id="49" w:name="ref-panama2025Ley502"/>
     <w:p>
       <w:pPr>
         <w:pStyle w:val="Bibliography"/>
@@ -7479,7 +7466,7 @@
       <w:r>
         <w:t xml:space="preserve"> </w:t>
       </w:r>
-      <w:hyperlink r:id="rId54">
+      <w:hyperlink r:id="rId48">
         <w:r>
           <w:rPr>
             <w:rStyle w:val="Hyperlink"/>
@@ -7488,8 +7475,8 @@
         </w:r>
       </w:hyperlink>
     </w:p>
-    <w:bookmarkEnd w:id="55"/>
-    <w:bookmarkStart w:id="57" w:name="ref-miambiente2024HojaRutaEC"/>
+    <w:bookmarkEnd w:id="49"/>
+    <w:bookmarkStart w:id="51" w:name="ref-miambiente2024HojaRutaEC"/>
     <w:p>
       <w:pPr>
         <w:pStyle w:val="Bibliography"/>
@@ -7513,7 +7500,7 @@
       <w:r>
         <w:t xml:space="preserve"> </w:t>
       </w:r>
-      <w:hyperlink r:id="rId56">
+      <w:hyperlink r:id="rId50">
         <w:r>
           <w:rPr>
             <w:rStyle w:val="Hyperlink"/>
@@ -7522,8 +7509,8 @@
         </w:r>
       </w:hyperlink>
     </w:p>
-    <w:bookmarkEnd w:id="57"/>
-    <w:bookmarkStart w:id="59" w:name="ref-mef2024MarcoFinanciamientoSostenible"/>
+    <w:bookmarkEnd w:id="51"/>
+    <w:bookmarkStart w:id="53" w:name="ref-mef2024MarcoFinanciamientoSostenible"/>
     <w:p>
       <w:pPr>
         <w:pStyle w:val="Bibliography"/>
@@ -7575,7 +7562,7 @@
       <w:r>
         <w:t xml:space="preserve"> </w:t>
       </w:r>
-      <w:hyperlink r:id="rId58">
+      <w:hyperlink r:id="rId52">
         <w:r>
           <w:rPr>
             <w:rStyle w:val="Hyperlink"/>
@@ -7584,8 +7571,8 @@
         </w:r>
       </w:hyperlink>
     </w:p>
-    <w:bookmarkEnd w:id="59"/>
-    <w:bookmarkStart w:id="61" w:name="ref-sbp2024TaxonomiaPanama"/>
+    <w:bookmarkEnd w:id="53"/>
+    <w:bookmarkStart w:id="55" w:name="ref-sbp2024TaxonomiaPanama"/>
     <w:p>
       <w:pPr>
         <w:pStyle w:val="Bibliography"/>
@@ -7612,7 +7599,7 @@
       <w:r>
         <w:t xml:space="preserve"> </w:t>
       </w:r>
-      <w:hyperlink r:id="rId60">
+      <w:hyperlink r:id="rId54">
         <w:r>
           <w:rPr>
             <w:rStyle w:val="Hyperlink"/>
@@ -7621,9 +7608,9 @@
         </w:r>
       </w:hyperlink>
     </w:p>
-    <w:bookmarkEnd w:id="61"/>
-    <w:bookmarkEnd w:id="62"/>
-    <w:bookmarkEnd w:id="63"/>
+    <w:bookmarkEnd w:id="55"/>
+    <w:bookmarkEnd w:id="56"/>
+    <w:bookmarkEnd w:id="57"/>
     <w:sectPr>
       <w:footnotePr>
         <w:numRestart w:val="eachSect"/>
@@ -7639,53 +7626,6 @@
 
 <file path=word/comments.xml><?xml version="1.0" encoding="utf-8"?>
 <w:comments xmlns:w="http://schemas.openxmlformats.org/wordprocessingml/2006/main" xmlns:m="http://schemas.openxmlformats.org/officeDocument/2006/math" xmlns:r="http://schemas.openxmlformats.org/officeDocument/2006/relationships" xmlns:o="urn:schemas-microsoft-com:office:office" xmlns:v="urn:schemas-microsoft-com:vml" xmlns:w10="urn:schemas-microsoft-com:office:word" xmlns:a="http://schemas.openxmlformats.org/drawingml/2006/main" xmlns:pic="http://schemas.openxmlformats.org/drawingml/2006/picture" xmlns:wp="http://schemas.openxmlformats.org/drawingml/2006/wordprocessingDrawing"/>
-</file>
-
-<file path=word/footer1.xml><?xml version="1.0" encoding="utf-8"?>
-<w:ftr xmlns:wpc="http://schemas.microsoft.com/office/word/2010/wordprocessingCanvas" xmlns:cx="http://schemas.microsoft.com/office/drawing/2014/chartex" xmlns:cx1="http://schemas.microsoft.com/office/drawing/2015/9/8/chartex" xmlns:cx2="http://schemas.microsoft.com/office/drawing/2015/10/21/chartex" xmlns:cx3="http://schemas.microsoft.com/office/drawing/2016/5/9/chartex" xmlns:cx4="http://schemas.microsoft.com/office/drawing/2016/5/10/chartex" xmlns:cx5="http://schemas.microsoft.com/office/drawing/2016/5/11/chartex" xmlns:cx6="http://schemas.microsoft.com/office/drawing/2016/5/12/chartex" xmlns:cx7="http://schemas.microsoft.com/office/drawing/2016/5/13/chartex" xmlns:cx8="http://schemas.microsoft.com/office/drawing/2016/5/14/chartex" xmlns:mc="http://schemas.openxmlformats.org/markup-compatibility/2006" xmlns:m="http://schemas.openxmlformats.org/officeDocument/2006/math" xmlns:aink="http://schemas.microsoft.com/office/drawing/2016/ink" xmlns:am3d="http://schemas.microsoft.com/office/drawing/2017/model3d" xmlns:oel="http://schemas.microsoft.com/office/2019/extlst" xmlns:r="http://schemas.openxmlformats.org/officeDocument/2006/relationships" xmlns:wp14="http://schemas.microsoft.com/office/word/2010/wordprocessingDrawing" xmlns:wp="http://schemas.openxmlformats.org/drawingml/2006/wordprocessingDrawing" xmlns:wpg="http://schemas.microsoft.com/office/word/2010/wordprocessingGroup" xmlns:wpi="http://schemas.microsoft.com/office/word/2010/wordprocessingInk" xmlns:wps="http://schemas.microsoft.com/office/word/2010/wordprocessingShape" xmlns:o="urn:schemas-microsoft-com:office:office" xmlns:v="urn:schemas-microsoft-com:vml" xmlns:w10="urn:schemas-microsoft-com:office:word" xmlns:w="http://schemas.openxmlformats.org/wordprocessingml/2006/main" xmlns:w14="http://schemas.microsoft.com/office/word/2010/wordml" xmlns:w15="http://schemas.microsoft.com/office/word/2012/wordml" xmlns:w16cex="http://schemas.microsoft.com/office/word/2018/wordml/cex" xmlns:w16cid="http://schemas.microsoft.com/office/word/2016/wordml/cid" xmlns:w16="http://schemas.microsoft.com/office/word/2018/wordml" xmlns:w16sdtdh="http://schemas.microsoft.com/office/word/2020/wordml/sdtdatahash" xmlns:w16sdtfl="http://schemas.microsoft.com/office/word/2024/wordml/sdtformatlock" xmlns:w16se="http://schemas.microsoft.com/office/word/2015/wordml/symex" xmlns:w16du="http://schemas.microsoft.com/office/word/2023/wordml/word16du" xmlns:wne="http://schemas.microsoft.com/office/word/2006/wordml" mc:Ignorable="w14 w15 w16se w16cid w16 w16cex w16sdtdh w16sdtfl w16du wp14">
-  <w:p>
-    <w:pPr>
-      <w:pStyle w:val="Footer"/>
-    </w:pPr>
-    <w:r>
-      <w:tab/>
-    </w:r>
-  </w:p>
-</w:ftr>
-</file>
-
-<file path=word/footer2.xml><?xml version="1.0" encoding="utf-8"?>
-<w:ftr xmlns:wpc="http://schemas.microsoft.com/office/word/2010/wordprocessingCanvas" xmlns:cx="http://schemas.microsoft.com/office/drawing/2014/chartex" xmlns:cx1="http://schemas.microsoft.com/office/drawing/2015/9/8/chartex" xmlns:cx2="http://schemas.microsoft.com/office/drawing/2015/10/21/chartex" xmlns:cx3="http://schemas.microsoft.com/office/drawing/2016/5/9/chartex" xmlns:cx4="http://schemas.microsoft.com/office/drawing/2016/5/10/chartex" xmlns:cx5="http://schemas.microsoft.com/office/drawing/2016/5/11/chartex" xmlns:cx6="http://schemas.microsoft.com/office/drawing/2016/5/12/chartex" xmlns:cx7="http://schemas.microsoft.com/office/drawing/2016/5/13/chartex" xmlns:cx8="http://schemas.microsoft.com/office/drawing/2016/5/14/chartex" xmlns:mc="http://schemas.openxmlformats.org/markup-compatibility/2006" xmlns:m="http://schemas.openxmlformats.org/officeDocument/2006/math" xmlns:aink="http://schemas.microsoft.com/office/drawing/2016/ink" xmlns:am3d="http://schemas.microsoft.com/office/drawing/2017/model3d" xmlns:oel="http://schemas.microsoft.com/office/2019/extlst" xmlns:r="http://schemas.openxmlformats.org/officeDocument/2006/relationships" xmlns:wp14="http://schemas.microsoft.com/office/word/2010/wordprocessingDrawing" xmlns:wp="http://schemas.openxmlformats.org/drawingml/2006/wordprocessingDrawing" xmlns:wpg="http://schemas.microsoft.com/office/word/2010/wordprocessingGroup" xmlns:wpi="http://schemas.microsoft.com/office/word/2010/wordprocessingInk" xmlns:wps="http://schemas.microsoft.com/office/word/2010/wordprocessingShape" xmlns:o="urn:schemas-microsoft-com:office:office" xmlns:v="urn:schemas-microsoft-com:vml" xmlns:w10="urn:schemas-microsoft-com:office:word" xmlns:w="http://schemas.openxmlformats.org/wordprocessingml/2006/main" xmlns:w14="http://schemas.microsoft.com/office/word/2010/wordml" xmlns:w15="http://schemas.microsoft.com/office/word/2012/wordml" xmlns:w16cex="http://schemas.microsoft.com/office/word/2018/wordml/cex" xmlns:w16cid="http://schemas.microsoft.com/office/word/2016/wordml/cid" xmlns:w16="http://schemas.microsoft.com/office/word/2018/wordml" xmlns:w16sdtdh="http://schemas.microsoft.com/office/word/2020/wordml/sdtdatahash" xmlns:w16sdtfl="http://schemas.microsoft.com/office/word/2024/wordml/sdtformatlock" xmlns:w16se="http://schemas.microsoft.com/office/word/2015/wordml/symex" xmlns:w16du="http://schemas.microsoft.com/office/word/2023/wordml/word16du" xmlns:wne="http://schemas.microsoft.com/office/word/2006/wordml" mc:Ignorable="w14 w15 w16se w16cid w16 w16cex w16sdtdh w16sdtfl w16du wp14">
-  <w:p>
-    <w:pPr>
-      <w:pStyle w:val="Footer"/>
-    </w:pPr>
-    <w:r>
-      <w:tab/>
-    </w:r>
-    <w:r>
-      <w:fldChar w:fldCharType="begin"/>
-    </w:r>
-    <w:r>
-      <w:instrText xml:space="preserve"> PAGE   \* MERGEFORMAT </w:instrText>
-    </w:r>
-    <w:r>
-      <w:fldChar w:fldCharType="separate"/>
-    </w:r>
-    <w:r>
-      <w:rPr>
-        <w:noProof/>
-      </w:rPr>
-      <w:t>1</w:t>
-    </w:r>
-    <w:r>
-      <w:rPr>
-        <w:noProof/>
-      </w:rPr>
-      <w:fldChar w:fldCharType="end"/>
-    </w:r>
-  </w:p>
-</w:ftr>
 </file>
 
 <file path=word/footnotes.xml><?xml version="1.0" encoding="utf-8"?>
@@ -8311,6 +8251,120 @@
   </w:num>
   <w:num w16cid:durableId="832255705" w:numId="6">
     <w:abstractNumId w:val="1"/>
+  </w:num>
+  <w:num w16cid:durableId="287669022" w:numId="7">
+    <w:abstractNumId w:val="0"/>
+  </w:num>
+  <w:num w16cid:durableId="1362054540" w:numId="8">
+    <w:abstractNumId w:val="1"/>
+  </w:num>
+  <w:num w16cid:durableId="1189248273" w:numId="9">
+    <w:abstractNumId w:val="1"/>
+  </w:num>
+  <w:num w16cid:durableId="1110010449" w:numId="10">
+    <w:abstractNumId w:val="1"/>
+  </w:num>
+  <w:num w16cid:durableId="203490885" w:numId="11">
+    <w:abstractNumId w:val="2"/>
+    <w:lvlOverride w:ilvl="0">
+      <w:startOverride w:val="1"/>
+    </w:lvlOverride>
+    <w:lvlOverride w:ilvl="1">
+      <w:startOverride w:val="1"/>
+    </w:lvlOverride>
+    <w:lvlOverride w:ilvl="2">
+      <w:startOverride w:val="1"/>
+    </w:lvlOverride>
+    <w:lvlOverride w:ilvl="3">
+      <w:startOverride w:val="1"/>
+    </w:lvlOverride>
+    <w:lvlOverride w:ilvl="4">
+      <w:startOverride w:val="1"/>
+    </w:lvlOverride>
+    <w:lvlOverride w:ilvl="5">
+      <w:startOverride w:val="1"/>
+    </w:lvlOverride>
+    <w:lvlOverride w:ilvl="6">
+      <w:startOverride w:val="1"/>
+    </w:lvlOverride>
+    <w:lvlOverride w:ilvl="7">
+      <w:startOverride w:val="1"/>
+    </w:lvlOverride>
+    <w:lvlOverride w:ilvl="8">
+      <w:startOverride w:val="1"/>
+    </w:lvlOverride>
+  </w:num>
+  <w:num w16cid:durableId="1859468683" w:numId="12">
+    <w:abstractNumId w:val="1"/>
+  </w:num>
+  <w:num w16cid:durableId="706416526" w:numId="13">
+    <w:abstractNumId w:val="1"/>
+  </w:num>
+  <w:num w16cid:durableId="831220456" w:numId="14">
+    <w:abstractNumId w:val="2"/>
+    <w:lvlOverride w:ilvl="0">
+      <w:startOverride w:val="1"/>
+    </w:lvlOverride>
+    <w:lvlOverride w:ilvl="1">
+      <w:startOverride w:val="1"/>
+    </w:lvlOverride>
+    <w:lvlOverride w:ilvl="2">
+      <w:startOverride w:val="1"/>
+    </w:lvlOverride>
+    <w:lvlOverride w:ilvl="3">
+      <w:startOverride w:val="1"/>
+    </w:lvlOverride>
+    <w:lvlOverride w:ilvl="4">
+      <w:startOverride w:val="1"/>
+    </w:lvlOverride>
+    <w:lvlOverride w:ilvl="5">
+      <w:startOverride w:val="1"/>
+    </w:lvlOverride>
+    <w:lvlOverride w:ilvl="6">
+      <w:startOverride w:val="1"/>
+    </w:lvlOverride>
+    <w:lvlOverride w:ilvl="7">
+      <w:startOverride w:val="1"/>
+    </w:lvlOverride>
+    <w:lvlOverride w:ilvl="8">
+      <w:startOverride w:val="1"/>
+    </w:lvlOverride>
+  </w:num>
+  <w:num w16cid:durableId="2049523525" w:numId="15">
+    <w:abstractNumId w:val="1"/>
+  </w:num>
+  <w:num w16cid:durableId="632906725" w:numId="16">
+    <w:abstractNumId w:val="1"/>
+  </w:num>
+  <w:num w16cid:durableId="2144274063" w:numId="17">
+    <w:abstractNumId w:val="2"/>
+    <w:lvlOverride w:ilvl="0">
+      <w:startOverride w:val="1"/>
+    </w:lvlOverride>
+    <w:lvlOverride w:ilvl="1">
+      <w:startOverride w:val="1"/>
+    </w:lvlOverride>
+    <w:lvlOverride w:ilvl="2">
+      <w:startOverride w:val="1"/>
+    </w:lvlOverride>
+    <w:lvlOverride w:ilvl="3">
+      <w:startOverride w:val="1"/>
+    </w:lvlOverride>
+    <w:lvlOverride w:ilvl="4">
+      <w:startOverride w:val="1"/>
+    </w:lvlOverride>
+    <w:lvlOverride w:ilvl="5">
+      <w:startOverride w:val="1"/>
+    </w:lvlOverride>
+    <w:lvlOverride w:ilvl="6">
+      <w:startOverride w:val="1"/>
+    </w:lvlOverride>
+    <w:lvlOverride w:ilvl="7">
+      <w:startOverride w:val="1"/>
+    </w:lvlOverride>
+    <w:lvlOverride w:ilvl="8">
+      <w:startOverride w:val="1"/>
+    </w:lvlOverride>
   </w:num>
   <w:num w:numId="1000">
     <w:abstractNumId w:val="990"/>
@@ -8666,10 +8720,11 @@
     <w:link w:val="Heading1Char"/>
     <w:uiPriority w:val="9"/>
     <w:qFormat/>
-    <w:rsid w:val="0003144B"/>
+    <w:rsid w:val="000D1637"/>
     <w:pPr>
       <w:keepNext/>
       <w:keepLines/>
+      <w:pageBreakBefore/>
       <w:spacing w:after="240"/>
       <w:outlineLvl w:val="0"/>
     </w:pPr>
@@ -9049,7 +9104,7 @@
     <w:basedOn w:val="DefaultParagraphFont"/>
     <w:link w:val="Heading1"/>
     <w:uiPriority w:val="9"/>
-    <w:rsid w:val="0003144B"/>
+    <w:rsid w:val="000D1637"/>
     <w:rPr>
       <w:rFonts w:asciiTheme="majorHAnsi" w:cstheme="majorBidi" w:eastAsiaTheme="majorEastAsia" w:hAnsiTheme="majorHAnsi"/>
       <w:color w:themeColor="accent1" w:themeShade="BF" w:val="0F4761"/>
@@ -9724,6 +9779,58 @@
       <w:u w:val="single"/>
     </w:rPr>
   </w:style>
+  <w:style w:styleId="CommentReference" w:type="character">
+    <w:name w:val="annotation reference"/>
+    <w:basedOn w:val="DefaultParagraphFont"/>
+    <w:rsid w:val="00C47987"/>
+    <w:rPr>
+      <w:sz w:val="16"/>
+      <w:szCs w:val="16"/>
+    </w:rPr>
+  </w:style>
+  <w:style w:styleId="CommentText" w:type="paragraph">
+    <w:name w:val="annotation text"/>
+    <w:basedOn w:val="Normal"/>
+    <w:link w:val="CommentTextChar"/>
+    <w:rsid w:val="00C47987"/>
+    <w:rPr>
+      <w:sz w:val="20"/>
+      <w:szCs w:val="20"/>
+    </w:rPr>
+  </w:style>
+  <w:style w:customStyle="1" w:styleId="CommentTextChar" w:type="character">
+    <w:name w:val="Comment Text Char"/>
+    <w:basedOn w:val="DefaultParagraphFont"/>
+    <w:link w:val="CommentText"/>
+    <w:rsid w:val="00C47987"/>
+    <w:rPr>
+      <w:sz w:val="20"/>
+      <w:szCs w:val="20"/>
+    </w:rPr>
+  </w:style>
+  <w:style w:styleId="CommentSubject" w:type="paragraph">
+    <w:name w:val="annotation subject"/>
+    <w:basedOn w:val="CommentText"/>
+    <w:next w:val="CommentText"/>
+    <w:link w:val="CommentSubjectChar"/>
+    <w:rsid w:val="00C47987"/>
+    <w:rPr>
+      <w:b/>
+      <w:bCs/>
+    </w:rPr>
+  </w:style>
+  <w:style w:customStyle="1" w:styleId="CommentSubjectChar" w:type="character">
+    <w:name w:val="Comment Subject Char"/>
+    <w:basedOn w:val="CommentTextChar"/>
+    <w:link w:val="CommentSubject"/>
+    <w:rsid w:val="00C47987"/>
+    <w:rPr>
+      <w:b/>
+      <w:bCs/>
+      <w:sz w:val="20"/>
+      <w:szCs w:val="20"/>
+    </w:rPr>
+  </w:style>
 </w:styles>
 </file>
 
